--- a/output/docx/fr/BUFRCREX_TableB_fr_10.docx
+++ b/output/docx/fr/BUFRCREX_TableB_fr_10.docx
@@ -2261,7 +2261,7 @@
                 <w:b w:val="0"/>
                 <w:sz w:val="16"/>
               </w:rPr>
-              <w:t>Note 93: Des axes xyz situés à gauche ont été choisis pour le descripteur 0 10 031. | Note 150: La valeur du descripteur 0 10 031 a été sélectionnée de façon à convenir pour des satellites à orbite polaire plus ou moins synchrone avec le Soleil. Les orbites géostationnaires nécessiteraient des champs de données plus grands en ce qui concerne la distance et légèrement moins grands en ce qui concerne la vitesse.</w:t>
+              <w:t>Note B93: Des axes xyz situés à gauche ont été choisis pour le descripteur 0 10 031. | Note B150: La valeur du descripteur 0 10 031 a été sélectionnée de façon à convenir pour des satellites à orbite polaire plus ou moins synchrone avec le Soleil. Les orbites géostationnaires nécessiteraient des champs de données plus grands en ce qui concerne la distance et légèrement moins grands en ce qui concerne la vitesse.</w:t>
             </w:r>
           </w:p>
         </w:tc>
@@ -3222,7 +3222,7 @@
                 <w:b w:val="0"/>
                 <w:sz w:val="16"/>
               </w:rPr>
-              <w:t>Note 128: L’ondulation du géoïde correspond à la différence entre l’ellipsoïde de référence (WGS-84) et la hauteur au-dessus du géoïde (EGM-96) au lieu géographique de l’observation, les deux valeurs étant données par rapport au centre de gravité de la Terre.</w:t>
+              <w:t>Note B128: L’ondulation du géoïde correspond à la différence entre l’ellipsoïde de référence (WGS-84) et la hauteur au-dessus du géoïde (EGM-96) au lieu géographique de l’observation, les deux valeurs étant données par rapport au centre de gravité de la Terre.</w:t>
             </w:r>
           </w:p>
         </w:tc>
@@ -10580,7 +10580,7 @@
           <w:i/>
           <w:sz w:val="14"/>
         </w:rPr>
-        <w:t>Note 165: Des données correspondant à des éléments verticaux et à la pression sont utilisées pour définir des valeurs de ces éléments indépendantes de l’élément ou de la variable déterminant la coordonnée verticale.</w:t>
+        <w:t>Note B165: Des données correspondant à des éléments verticaux et à la pression sont utilisées pour définir des valeurs de ces éléments indépendantes de l’élément ou de la variable déterminant la coordonnée verticale.</w:t>
       </w:r>
     </w:p>
     <w:sectPr>
